--- a/ky/wisdom-stories/to-be-cool-headed.docx
+++ b/ky/wisdom-stories/to-be-cool-headed.docx
@@ -20,7 +20,7 @@
           <w:sz w:val="34"/>
           <w:lang w:val="ky-KG"/>
         </w:rPr>
-        <w:t>Сабырдуу болуу</w:t>
+        <w:t>Салкын кандуу болуу</w:t>
       </w:r>
       <w:bookmarkEnd w:id="10204"/>
     </w:p>
@@ -39,7 +39,7 @@
           <w:sz w:val="22"/>
           <w:lang w:val="ky-KG"/>
         </w:rPr>
-        <w:t>Эң туура чечим кабыл алып, жагдайды өз пайдаңызга буруш үчүн туш болгон абалды дүрбөлөңгө түшпөй, сабыр менен баалоого аракет кылыңыз.</w:t>
+        <w:t>Туш болгон абалды дүрбөлөңгө түшпөй, сабыр менен баалаңыз. Ошондо туура чечим кабыл алып, жагдайды өз пайдаңызга бура аласыз.</w:t>
       </w:r>
     </w:p>
     <w:p>
@@ -63,7 +63,7 @@
           <w:sz w:val="22"/>
           <w:lang w:val="ky-KG"/>
         </w:rPr>
-        <w:t xml:space="preserve">Сабак: </w:t>
+        <w:t>Сабак: Эң туура чечим дүрбөлөңдө эмес, сабырдуу акыл менен кабыл алынат. Сабырдуулук кыйын абалды да өз пайдаңа бура алат.</w:t>
       </w:r>
       <w:r>
         <w:rPr>
@@ -72,7 +72,6 @@
           <w:sz w:val="22"/>
           <w:lang w:val="ky-KG"/>
         </w:rPr>
-        <w:t>Дүрбөлөңдө шашылыш чечим чыгарба. Сабыр кылып, жагдайды таразалап көр — туура жол ошондо табылат.</w:t>
       </w:r>
     </w:p>
     <w:p>
@@ -92,7 +91,7 @@
           <w:sz w:val="18"/>
           <w:lang w:val="ky-KG"/>
         </w:rPr>
-        <w:t>Окуя ачык интернет булактарынан алынды.</w:t>
+        <w:t>Аңгемелер ачык интернет булактарынан алынган, иллюстрациялар болсо ЖИ менен түзүлгөн.</w:t>
       </w:r>
     </w:p>
     <w:sectPr>
